--- a/templates/W3-62-25C.docx
+++ b/templates/W3-62-25C.docx
@@ -96,7 +96,7 @@
           <w:rFonts w:ascii="標楷體" w:eastAsia="標楷體" w:hAnsi="標楷體" w:hint="eastAsia"/>
           <w:color w:val="000000"/>
         </w:rPr>
-        <w:t>□初檢 □複檢</w:t>
+        <w:t>{{FIRSTCK}}初檢 {{RECK}}複檢</w:t>
       </w:r>
     </w:p>
     <w:tbl>

--- a/templates/W3-62-25C.docx
+++ b/templates/W3-62-25C.docx
@@ -12,15 +12,15 @@
           <w:rFonts w:eastAsia="標楷體" w:hint="eastAsia"/>
           <w:b/>
           <w:color w:val="000000"/>
-          <w:sz w:val="28"/>
-          <w:szCs w:val="28"/>
+          <w:sz w:val="24"/>
+          <w:szCs w:val="24"/>
         </w:rPr>
       </w:pPr>
       <w:r>
         <w:rPr>
           <w:rFonts w:eastAsia="標楷體" w:hint="eastAsia"/>
           <w:b/>
-          <w:sz w:val="28"/>
+          <w:sz w:val="24"/>
         </w:rPr>
         <w:t xml:space="preserve">({{ORG}})</w:t>
       </w:r>
@@ -29,8 +29,8 @@
           <w:rFonts w:eastAsia="標楷體" w:hint="eastAsia"/>
           <w:b/>
           <w:color w:val="000000"/>
-          <w:sz w:val="28"/>
-          <w:szCs w:val="28"/>
+          <w:sz w:val="24"/>
+          <w:szCs w:val="24"/>
         </w:rPr>
         <w:t>高壓氣體特定設備</w:t>
       </w:r>
@@ -40,8 +40,8 @@
           <w:b/>
           <w:bCs/>
           <w:color w:val="000000"/>
-          <w:sz w:val="28"/>
-          <w:szCs w:val="28"/>
+          <w:sz w:val="24"/>
+          <w:szCs w:val="24"/>
         </w:rPr>
         <w:t>檢查</w:t>
       </w:r>
@@ -50,8 +50,8 @@
           <w:rFonts w:eastAsia="標楷體" w:hint="eastAsia"/>
           <w:b/>
           <w:color w:val="000000"/>
-          <w:sz w:val="28"/>
-          <w:szCs w:val="28"/>
+          <w:sz w:val="24"/>
+          <w:szCs w:val="24"/>
         </w:rPr>
         <w:t>結果及會談紀錄</w:t>
       </w:r>
@@ -59,8 +59,8 @@
         <w:rPr>
           <w:rFonts w:eastAsia="標楷體" w:hint="eastAsia"/>
           <w:b/>
-          <w:sz w:val="28"/>
-          <w:szCs w:val="28"/>
+          <w:sz w:val="24"/>
+          <w:szCs w:val="24"/>
         </w:rPr>
         <w:t xml:space="preserve">(適用第132條備註2、3)</w:t>
       </w:r>

--- a/templates/W3-62-25C.docx
+++ b/templates/W3-62-25C.docx
@@ -7570,7 +7570,7 @@
                 <w:sz w:val="20"/>
                 <w:szCs w:val="20"/>
               </w:rPr>
-              <w:t>□ 1.檢查結果 □合格 □不合格 □限制合格 □未備妥 □程序不符。</w:t>
+              <w:t>■ 1.檢查結果 □合格 □不合格 □限制合格 □未備妥 □程序不符。</w:t>
             </w:r>
           </w:p>
           <w:p>

--- a/templates/W3-62-25C.docx
+++ b/templates/W3-62-25C.docx
@@ -22,7 +22,7 @@
           <w:b/>
           <w:sz w:val="24"/>
         </w:rPr>
-        <w:t xml:space="preserve">({{ORG}})</w:t>
+        <w:t xml:space="preserve">{{ORG}}</w:t>
       </w:r>
       <w:r>
         <w:rPr>
